--- a/tests/OfficeAgent.Tests/Corpus/v1.0.0/native/outputs/w-inserttablerows.docx
+++ b/tests/OfficeAgent.Tests/Corpus/v1.0.0/native/outputs/w-inserttablerows.docx
@@ -116,6 +116,7 @@
         <w:tc>
           <w:p>
             <w:r>
+              <w:rPr/>
               <w:t xml:space="preserve">Sprocket</w:t>
             </w:r>
           </w:p>
@@ -123,6 +124,7 @@
         <w:tc>
           <w:p>
             <w:r>
+              <w:rPr/>
               <w:t xml:space="preserve">5</w:t>
             </w:r>
           </w:p>
@@ -130,6 +132,7 @@
         <w:tc>
           <w:p>
             <w:r>
+              <w:rPr/>
               <w:t xml:space="preserve">3</w:t>
             </w:r>
           </w:p>
